--- a/_65_TECH__HARDWARE_LOCATIONS.docx
+++ b/_65_TECH__HARDWARE_LOCATIONS.docx
@@ -1084,57 +1084,47 @@
     </w:p>
     <w:p>
       <w:r>
-        <w:t xml:space="preserve">*Example Response Patterns*</w:t>
-      </w:r>
-    </w:p>
-    <w:p>
-      <w:r>
-        <w:t xml:space="preserve"/>
-      </w:r>
-    </w:p>
-    <w:p>
-      <w:r>
-        <w:t xml:space="preserve">- "The BeeLink/N100 is in IT Rack 1 by default. At some stores it may be in IT Rack 3. If you're not finding it, contact T1 on Slack."</w:t>
-      </w:r>
-    </w:p>
-    <w:p>
-      <w:r>
-        <w:t xml:space="preserve"/>
-      </w:r>
-    </w:p>
-    <w:p>
-      <w:r>
-        <w:t xml:space="preserve">- "To find the Raspberry Pi: locate the Vest USB Dongle Hub (on top of the holodeck server rack or truss), then trace the cable from the hub -- it leads to the Raspberry Pi."</w:t>
-      </w:r>
-    </w:p>
-    <w:p>
-      <w:r>
-        <w:t xml:space="preserve"/>
-      </w:r>
-    </w:p>
-    <w:p>
-      <w:r>
-        <w:t xml:space="preserve">- "The Tripp-Lite UPS is at the bottom of each server rack, both in IT racks and holodeck racks."</w:t>
-      </w:r>
-    </w:p>
-    <w:p>
-      <w:r>
-        <w:t xml:space="preserve"/>
-      </w:r>
-    </w:p>
-    <w:p>
-      <w:r>
-        <w:t xml:space="preserve">- "Never reboot the UDM without T1 authorization. It controls the entire store network."</w:t>
-      </w:r>
-    </w:p>
-    <w:p>
-      <w:r>
-        <w:t xml:space="preserve"/>
-      </w:r>
-    </w:p>
-    <w:p>
-      <w:r>
-        <w:t xml:space="preserve">- "If hardware isn't where you expect it, locations can vary by store. Contact T1 on Slack and they'll point you to the right spot."</w:t>
+        <w:t>*Example Response Patterns*</w:t>
+      </w:r>
+    </w:p>
+    <w:p>
+      <w:r>
+        <w:t>- "The BeeLink/N100 is in IT Rack 1 by default. At some stores it may be in IT Rack 3. If you're not finding it, contact T1 on Slack."</w:t>
+      </w:r>
+    </w:p>
+    <w:p>
+      <w:r>
+        <w:t>- "To find the Raspberry Pi: locate the Vest USB Dongle Hub (on top of the holodeck server rack or truss), then trace the cable from the hub -- it leads to the Raspberry Pi."</w:t>
+      </w:r>
+    </w:p>
+    <w:p>
+      <w:r>
+        <w:t>- "The Tripp-Lite UPS is at the bottom of each server rack, both in IT racks and holodeck racks."</w:t>
+      </w:r>
+    </w:p>
+    <w:p>
+      <w:r>
+        <w:t>- "Never reboot the UDM without T1 authorization. It controls the entire store network."</w:t>
+      </w:r>
+    </w:p>
+    <w:p>
+      <w:r>
+        <w:t>- "If hardware isn't where you expect it, locations can vary by store. Contact T1 on Slack and they'll point you to the right spot."</w:t>
+      </w:r>
+    </w:p>
+    <w:p>
+      <w:r>
+        <w:t>- "The two network drives on the room workstations and the single NAS in the back are different systems. The mapped network drives live on the video server and handle video/content delivery. The NAS (Synology) in IT Rack 1 is separate storage infrastructure for Silica data. Seeing both is expected."</w:t>
+      </w:r>
+    </w:p>
+    <w:p>
+      <w:r>
+        <w:t>*DO NOT Rules*</w:t>
+      </w:r>
+    </w:p>
+    <w:p>
+      <w:r>
+        <w:t>- DO NOT conflate the mapped network drives on the video server with the Synology NAS -- they are separate systems.</w:t>
       </w:r>
     </w:p>
     <w:p>

--- a/_65_TECH__HARDWARE_LOCATIONS.docx
+++ b/_65_TECH__HARDWARE_LOCATIONS.docx
@@ -1114,7 +1114,12 @@
     </w:p>
     <w:p>
       <w:r>
-        <w:t>- "The two network drives on the room workstations and the single NAS in the back are different systems. The mapped network drives live on the video server and handle video/content delivery. The NAS (Synology) in IT Rack 1 is separate storage infrastructure for Silica data. Seeing both is expected."</w:t>
+        <w:t>- "The two network drives on the room workstations and the single NAS in the back are different systems. The mapped network drives live on the video server and are used for video/content delivery. The NAS (Synology) is separate storage infrastructure. This is expected -- they are not the same thing."</w:t>
+      </w:r>
+    </w:p>
+    <w:p>
+      <w:r>
+        <w:t>*DO NOT conflate the mapped network drives (on the video server) with the NAS/Synology storage -- they are separate systems.*</w:t>
       </w:r>
     </w:p>
     <w:p>
